--- a/curriculum/Integration-Lab.docx
+++ b/curriculum/Integration-Lab.docx
@@ -2,7 +2,7 @@
 <file path=word/document.xml><?xml version="1.0" encoding="utf-8"?>
 <w:document xmlns:w="http://schemas.openxmlformats.org/wordprocessingml/2006/main" xmlns:m="http://schemas.openxmlformats.org/officeDocument/2006/math" xmlns:r="http://schemas.openxmlformats.org/officeDocument/2006/relationships" xmlns:o="urn:schemas-microsoft-com:office:office" xmlns:v="urn:schemas-microsoft-com:vml" xmlns:w10="urn:schemas-microsoft-com:office:word" xmlns:a="http://schemas.openxmlformats.org/drawingml/2006/main" xmlns:pic="http://schemas.openxmlformats.org/drawingml/2006/picture" xmlns:wp="http://schemas.openxmlformats.org/drawingml/2006/wordprocessingDrawing">
   <w:body>
-    <w:bookmarkStart w:id="33" w:name="X464204b32fdbd137f2c58909bde074315f0ce20"/>
+    <w:bookmarkStart w:id="39" w:name="X464204b32fdbd137f2c58909bde074315f0ce20"/>
     <w:p>
       <w:pPr>
         <w:pStyle w:val="Heading1"/>
@@ -401,13 +401,370 @@
       </w:r>
     </w:p>
     <w:p>
+      <w:pPr>
+        <w:pStyle w:val="BlockText"/>
+      </w:pPr>
+      <w:r>
+        <w:rPr>
+          <w:bCs/>
+          <w:b/>
+        </w:rPr>
+        <w:t xml:space="preserve">畫面參考：</w:t>
+      </w:r>
+      <w:r>
+        <w:t xml:space="preserve"> </w:t>
+      </w:r>
+      <w:hyperlink r:id="rId23">
+        <w:r>
+          <w:rPr>
+            <w:rStyle w:val="Hyperlink"/>
+          </w:rPr>
+          <w:t xml:space="preserve">連線入口</w:t>
+        </w:r>
+      </w:hyperlink>
+      <w:r>
+        <w:t xml:space="preserve"> </w:t>
+      </w:r>
+      <w:r>
+        <w:t xml:space="preserve">·</w:t>
+      </w:r>
+      <w:r>
+        <w:t xml:space="preserve"> </w:t>
+      </w:r>
+      <w:hyperlink r:id="rId24">
+        <w:r>
+          <w:rPr>
+            <w:rStyle w:val="Hyperlink"/>
+          </w:rPr>
+          <w:t xml:space="preserve">車載遙控頁</w:t>
+        </w:r>
+      </w:hyperlink>
+    </w:p>
+    <w:bookmarkStart w:id="28" w:name="先開哪一條產品優先"/>
+    <w:p>
+      <w:pPr>
+        <w:pStyle w:val="Heading3"/>
+      </w:pPr>
+      <w:r>
+        <w:t xml:space="preserve">先開哪一條？（產品優先）</w:t>
+      </w:r>
+    </w:p>
+    <w:tbl>
+      <w:tblPr>
+        <w:tblStyle w:val="Table"/>
+        <w:tblW w:type="pct" w:w="5000"/>
+        <w:tblLook w:firstRow="1" w:lastRow="0" w:firstColumn="0" w:lastColumn="0" w:noHBand="0" w:noVBand="0" w:val="0020"/>
+        <w:jc w:val="start"/>
+      </w:tblPr>
+      <w:tblGrid>
+        <w:gridCol w:w="1980"/>
+        <w:gridCol w:w="1980"/>
+        <w:gridCol w:w="1980"/>
+        <w:gridCol w:w="1980"/>
+      </w:tblGrid>
+      <w:tr>
+        <w:trPr>
+          <w:tblHeader w:val="true"/>
+        </w:trPr>
+        <w:tc>
+          <w:tcPr/>
+          <w:p>
+            <w:pPr>
+              <w:pStyle w:val="Compact"/>
+              <w:jc w:val="left"/>
+            </w:pPr>
+            <w:r>
+              <w:t xml:space="preserve">優先</w:t>
+            </w:r>
+          </w:p>
+        </w:tc>
+        <w:tc>
+          <w:tcPr/>
+          <w:p>
+            <w:pPr>
+              <w:pStyle w:val="Compact"/>
+              <w:jc w:val="left"/>
+            </w:pPr>
+            <w:r>
+              <w:t xml:space="preserve">通道</w:t>
+            </w:r>
+          </w:p>
+        </w:tc>
+        <w:tc>
+          <w:tcPr/>
+          <w:p>
+            <w:pPr>
+              <w:pStyle w:val="Compact"/>
+              <w:jc w:val="left"/>
+            </w:pPr>
+            <w:r>
+              <w:t xml:space="preserve">怎麼開</w:t>
+            </w:r>
+          </w:p>
+        </w:tc>
+        <w:tc>
+          <w:tcPr/>
+          <w:p>
+            <w:pPr>
+              <w:pStyle w:val="Compact"/>
+              <w:jc w:val="left"/>
+            </w:pPr>
+            <w:r>
+              <w:t xml:space="preserve">說明</w:t>
+            </w:r>
+          </w:p>
+        </w:tc>
+      </w:tr>
+      <w:tr>
+        <w:tc>
+          <w:tcPr/>
+          <w:p>
+            <w:pPr>
+              <w:pStyle w:val="Compact"/>
+              <w:jc w:val="left"/>
+            </w:pPr>
+            <w:r>
+              <w:rPr>
+                <w:bCs/>
+                <w:b/>
+              </w:rPr>
+              <w:t xml:space="preserve">1（日常）</w:t>
+            </w:r>
+          </w:p>
+        </w:tc>
+        <w:tc>
+          <w:tcPr/>
+          <w:p>
+            <w:pPr>
+              <w:pStyle w:val="Compact"/>
+              <w:jc w:val="left"/>
+            </w:pPr>
+            <w:r>
+              <w:rPr>
+                <w:bCs/>
+                <w:b/>
+              </w:rPr>
+              <w:t xml:space="preserve">Wi‑Fi 車載頁</w:t>
+            </w:r>
+          </w:p>
+        </w:tc>
+        <w:tc>
+          <w:tcPr/>
+          <w:p>
+            <w:pPr>
+              <w:pStyle w:val="Compact"/>
+              <w:jc w:val="left"/>
+            </w:pPr>
+            <w:r>
+              <w:t xml:space="preserve">SoftAP</w:t>
+            </w:r>
+            <w:r>
+              <w:t xml:space="preserve"> </w:t>
+            </w:r>
+            <w:r>
+              <w:rPr>
+                <w:rStyle w:val="VerbatimChar"/>
+              </w:rPr>
+              <w:t xml:space="preserve">http://192.168.4.1</w:t>
+            </w:r>
+            <w:r>
+              <w:t xml:space="preserve"> </w:t>
+            </w:r>
+            <w:r>
+              <w:t xml:space="preserve">或 STA</w:t>
+            </w:r>
+            <w:r>
+              <w:t xml:space="preserve"> </w:t>
+            </w:r>
+            <w:r>
+              <w:rPr>
+                <w:rStyle w:val="VerbatimChar"/>
+              </w:rPr>
+              <w:t xml:space="preserve">http://&lt;車IP&gt;/</w:t>
+            </w:r>
+          </w:p>
+        </w:tc>
+        <w:tc>
+          <w:tcPr/>
+          <w:p>
+            <w:pPr>
+              <w:pStyle w:val="Compact"/>
+              <w:jc w:val="left"/>
+            </w:pPr>
+            <w:r>
+              <w:t xml:space="preserve">D-pad +</w:t>
+            </w:r>
+            <w:r>
+              <w:t xml:space="preserve"> </w:t>
+            </w:r>
+            <w:r>
+              <w:rPr>
+                <w:rStyle w:val="VerbatimChar"/>
+              </w:rPr>
+              <w:t xml:space="preserve">GET /api/drive?v=&amp;w=</w:t>
+            </w:r>
+            <w:r>
+              <w:t xml:space="preserve">；Safari 可用</w:t>
+            </w:r>
+          </w:p>
+        </w:tc>
+      </w:tr>
+      <w:tr>
+        <w:tc>
+          <w:tcPr/>
+          <w:p>
+            <w:pPr>
+              <w:pStyle w:val="Compact"/>
+              <w:jc w:val="left"/>
+            </w:pPr>
+            <w:r>
+              <w:rPr>
+                <w:bCs/>
+                <w:b/>
+              </w:rPr>
+              <w:t xml:space="preserve">2（選用）</w:t>
+            </w:r>
+          </w:p>
+        </w:tc>
+        <w:tc>
+          <w:tcPr/>
+          <w:p>
+            <w:pPr>
+              <w:pStyle w:val="Compact"/>
+              <w:jc w:val="left"/>
+            </w:pPr>
+            <w:r>
+              <w:rPr>
+                <w:bCs/>
+                <w:b/>
+              </w:rPr>
+              <w:t xml:space="preserve">BLE GATT</w:t>
+            </w:r>
+          </w:p>
+        </w:tc>
+        <w:tc>
+          <w:tcPr/>
+          <w:p>
+            <w:pPr>
+              <w:pStyle w:val="Compact"/>
+              <w:jc w:val="left"/>
+            </w:pPr>
+            <w:r>
+              <w:t xml:space="preserve">Chrome + Web Bluetooth／課程沙盒</w:t>
+            </w:r>
+          </w:p>
+        </w:tc>
+        <w:tc>
+          <w:tcPr/>
+          <w:p>
+            <w:pPr>
+              <w:pStyle w:val="Compact"/>
+              <w:jc w:val="left"/>
+            </w:pPr>
+            <w:r>
+              <w:t xml:space="preserve">二進位</w:t>
+            </w:r>
+            <w:r>
+              <w:t xml:space="preserve"> </w:t>
+            </w:r>
+            <w:r>
+              <w:rPr>
+                <w:rStyle w:val="VerbatimChar"/>
+              </w:rPr>
+              <w:t xml:space="preserve">[0xFF, v+128, w+128, checksum]</w:t>
+            </w:r>
+            <w:r>
+              <w:t xml:space="preserve">；非預設遙控</w:t>
+            </w:r>
+          </w:p>
+        </w:tc>
+      </w:tr>
+    </w:tbl>
+    <w:p>
+      <w:pPr>
+        <w:pStyle w:val="BodyText"/>
+      </w:pPr>
+      <w:r>
+        <w:t xml:space="preserve">Starter 編號＝修課序（S01→S15）；對照舊碼見</w:t>
+      </w:r>
+      <w:r>
+        <w:t xml:space="preserve"> </w:t>
+      </w:r>
+      <w:hyperlink r:id="rId25">
+        <w:r>
+          <w:rPr>
+            <w:rStyle w:val="Hyperlink"/>
+          </w:rPr>
+          <w:t xml:space="preserve">STARTER-NUMBERING.md</w:t>
+        </w:r>
+      </w:hyperlink>
+      <w:r>
+        <w:t xml:space="preserve">、</w:t>
+      </w:r>
+      <w:hyperlink r:id="rId26">
+        <w:r>
+          <w:rPr>
+            <w:rStyle w:val="Hyperlink"/>
+          </w:rPr>
+          <w:t xml:space="preserve">starter/README.md</w:t>
+        </w:r>
+      </w:hyperlink>
+      <w:r>
+        <w:t xml:space="preserve">。</w:t>
+      </w:r>
+      <w:r>
+        <w:br/>
+      </w:r>
+      <w:r>
+        <w:t xml:space="preserve">Basic</w:t>
+      </w:r>
+      <w:r>
+        <w:t xml:space="preserve"> </w:t>
+      </w:r>
+      <w:r>
+        <w:rPr>
+          <w:bCs/>
+          <w:b/>
+        </w:rPr>
+        <w:t xml:space="preserve">B 編號不重編</w:t>
+      </w:r>
+      <w:r>
+        <w:t xml:space="preserve">；建議聯調序（Wi‑Fi 先於 BLE、單元 sketch vs 艦隊）見</w:t>
+      </w:r>
+      <w:r>
+        <w:t xml:space="preserve"> </w:t>
+      </w:r>
+      <w:hyperlink r:id="rId27">
+        <w:r>
+          <w:rPr>
+            <w:rStyle w:val="Hyperlink"/>
+          </w:rPr>
+          <w:t xml:space="preserve">BASIC-NUMBERING.md</w:t>
+        </w:r>
+      </w:hyperlink>
+      <w:r>
+        <w:t xml:space="preserve">。Classroom 作業多為沙盒／獨立燒錄；</w:t>
+      </w:r>
+      <w:r>
+        <w:rPr>
+          <w:bCs/>
+          <w:b/>
+        </w:rPr>
+        <w:t xml:space="preserve">能開車的驗收以車載頁為準</w:t>
+      </w:r>
+      <w:r>
+        <w:t xml:space="preserve">。</w:t>
+      </w:r>
+    </w:p>
+    <w:p>
       <w:r>
         <w:pict>
           <v:rect style="width:0;height:1.5pt" o:hralign="center" o:hrstd="t" o:hr="t"/>
         </w:pict>
       </w:r>
     </w:p>
-    <w:bookmarkStart w:id="23" w:name="一-系統連線拓樸架構"/>
+    <w:bookmarkEnd w:id="28"/>
+    <w:bookmarkStart w:id="29" w:name="一-系統連線拓樸架構"/>
     <w:p>
       <w:pPr>
         <w:pStyle w:val="Heading2"/>
@@ -421,7 +778,17 @@
         <w:pStyle w:val="FirstParagraph"/>
       </w:pPr>
       <w:r>
-        <w:t xml:space="preserve">系統支援兩大雙向實時通訊管道：</w:t>
+        <w:t xml:space="preserve">系統支援兩大通訊管道；</w:t>
+      </w:r>
+      <w:r>
+        <w:rPr>
+          <w:bCs/>
+          <w:b/>
+        </w:rPr>
+        <w:t xml:space="preserve">產品預設走管道 A</w:t>
+      </w:r>
+      <w:r>
+        <w:t xml:space="preserve">：</w:t>
       </w:r>
     </w:p>
     <w:p>
@@ -450,7 +817,7 @@
         <w:rPr>
           <w:rStyle w:val="VerbatimChar"/>
         </w:rPr>
-        <w:t xml:space="preserve">│      - HTML5 Canvas 搖桿 / Flexbox 十字鍵                 │</w:t>
+        <w:t xml:space="preserve">│   【預設】車載頁 D-pad + Fetch /api/drive                  │</w:t>
       </w:r>
       <w:r>
         <w:br/>
@@ -459,7 +826,7 @@
         <w:rPr>
           <w:rStyle w:val="VerbatimChar"/>
         </w:rPr>
-        <w:t xml:space="preserve">│      - Web Bluetooth API / Fetch API                     │</w:t>
+        <w:t xml:space="preserve">│   【選用】Web Bluetooth；【Lab】Canvas 搖桿（非車頁）      │</w:t>
       </w:r>
       <w:r>
         <w:br/>
@@ -504,7 +871,7 @@
         <w:rPr>
           <w:rStyle w:val="VerbatimChar"/>
         </w:rPr>
-        <w:t xml:space="preserve">   【管道 A】Wi-Fi AP/STA 模式          【管道 B】BLE GATT 服務</w:t>
+        <w:t xml:space="preserve">   【管道 A｜日常】Wi-Fi                【管道 B｜選用】BLE GATT</w:t>
       </w:r>
       <w:r>
         <w:br/>
@@ -513,7 +880,7 @@
         <w:rPr>
           <w:rStyle w:val="VerbatimChar"/>
         </w:rPr>
-        <w:t xml:space="preserve">   - SoftAP 192.168.4.1（開放熱點）   - Service UUID: 4fafc201...</w:t>
+        <w:t xml:space="preserve">   - SoftAP 192.168.4.1 / STA IP       - Service UUID: 4fafc201...</w:t>
       </w:r>
       <w:r>
         <w:br/>
@@ -640,8 +1007,8 @@
         </w:pict>
       </w:r>
     </w:p>
-    <w:bookmarkEnd w:id="23"/>
-    <w:bookmarkStart w:id="29" w:name="二-手把手實機聯調作業-sop"/>
+    <w:bookmarkEnd w:id="29"/>
+    <w:bookmarkStart w:id="35" w:name="二-手把手實機聯調作業-sop"/>
     <w:p>
       <w:pPr>
         <w:pStyle w:val="Heading2"/>
@@ -650,7 +1017,7 @@
         <w:t xml:space="preserve">🛠️ 二、 手把手實機聯調作業 SOP</w:t>
       </w:r>
     </w:p>
-    <w:bookmarkStart w:id="24" w:name="步驟-1esp32-韌體實機燒錄與硬體接線"/>
+    <w:bookmarkStart w:id="30" w:name="步驟-1esp32-韌體實機燒錄與硬體接線"/>
     <w:p>
       <w:pPr>
         <w:pStyle w:val="Heading3"/>
@@ -826,8 +1193,8 @@
         <w:t xml:space="preserve">[NimBLE] Advertising as ESP32-Car</w:t>
       </w:r>
     </w:p>
-    <w:bookmarkEnd w:id="24"/>
-    <w:bookmarkStart w:id="25" w:name="步驟-2手機端連線與控制頁面載入"/>
+    <w:bookmarkEnd w:id="30"/>
+    <w:bookmarkStart w:id="31" w:name="步驟-2手機端連線與控制頁面載入"/>
     <w:p>
       <w:pPr>
         <w:pStyle w:val="Heading3"/>
@@ -1019,8 +1386,8 @@
         <w:t xml:space="preserve">。</w:t>
       </w:r>
     </w:p>
-    <w:bookmarkEnd w:id="25"/>
-    <w:bookmarkStart w:id="26" w:name="步驟-3雙端實機連動操控與邏輯驗證"/>
+    <w:bookmarkEnd w:id="31"/>
+    <w:bookmarkStart w:id="32" w:name="步驟-3雙端實機連動操控與邏輯驗證"/>
     <w:p>
       <w:pPr>
         <w:pStyle w:val="Heading3"/>
@@ -1096,8 +1463,8 @@
         <w:t xml:space="preserve">應送出停止（v=0,w=0）；超過 500ms 無指令則 Watchdog 急停。</w:t>
       </w:r>
     </w:p>
-    <w:bookmarkEnd w:id="26"/>
-    <w:bookmarkStart w:id="27" w:name="步驟-4斷線防護與-watchdog-安全急停測試"/>
+    <w:bookmarkEnd w:id="32"/>
+    <w:bookmarkStart w:id="33" w:name="步驟-4斷線防護與-watchdog-安全急停測試"/>
     <w:p>
       <w:pPr>
         <w:pStyle w:val="Heading3"/>
@@ -1163,8 +1530,8 @@
         <w:t xml:space="preserve">[Motor] All PWM channels set to 0. Status LED FAST_BLINK.</w:t>
       </w:r>
     </w:p>
-    <w:bookmarkEnd w:id="27"/>
-    <w:bookmarkStart w:id="28" w:name="步驟-5factory-reset勿與-reset-搞混"/>
+    <w:bookmarkEnd w:id="33"/>
+    <w:bookmarkStart w:id="34" w:name="步驟-5factory-reset勿與-reset-搞混"/>
     <w:p>
       <w:pPr>
         <w:pStyle w:val="Heading3"/>
@@ -1350,9 +1717,9 @@
         </w:pict>
       </w:r>
     </w:p>
-    <w:bookmarkEnd w:id="28"/>
-    <w:bookmarkEnd w:id="29"/>
-    <w:bookmarkStart w:id="31" w:name="三-實機驗收與報告截圖對照表"/>
+    <w:bookmarkEnd w:id="34"/>
+    <w:bookmarkEnd w:id="35"/>
+    <w:bookmarkStart w:id="37" w:name="三-實機驗收與報告截圖對照表"/>
     <w:p>
       <w:pPr>
         <w:pStyle w:val="Heading2"/>
@@ -1667,7 +2034,7 @@
       <w:r>
         <w:t xml:space="preserve"> </w:t>
       </w:r>
-      <w:hyperlink r:id="rId30">
+      <w:hyperlink r:id="rId36">
         <w:r>
           <w:rPr>
             <w:rStyle w:val="VerbatimChar"/>
@@ -1686,8 +2053,8 @@
         </w:pict>
       </w:r>
     </w:p>
-    <w:bookmarkEnd w:id="31"/>
-    <w:bookmarkStart w:id="32" w:name="四-常見實機踩坑與排查指引-troubleshooting"/>
+    <w:bookmarkEnd w:id="37"/>
+    <w:bookmarkStart w:id="38" w:name="四-常見實機踩坑與排查指引-troubleshooting"/>
     <w:p>
       <w:pPr>
         <w:pStyle w:val="Heading2"/>
@@ -2117,8 +2484,8 @@
         <w:t xml:space="preserve">再開始燒錄；確認為資料線。</w:t>
       </w:r>
     </w:p>
-    <w:bookmarkEnd w:id="32"/>
-    <w:bookmarkEnd w:id="33"/>
+    <w:bookmarkEnd w:id="38"/>
+    <w:bookmarkEnd w:id="39"/>
     <w:sectPr/>
   </w:body>
 </w:document>
